--- a/output/section-docs/ICT_G12_U01_S12_section_source.docx
+++ b/output/section-docs/ICT_G12_U01_S12_section_source.docx
@@ -19,7 +19,8 @@
           <w:b w:val="false"/>
           <w:bCs w:val="false"/>
         </w:rPr>
-        <w:t xml:space="preserve">Grade 12 ICT (Ethiopian curriculum). Textbook sub-chapter: Unit 1: 1.1, 1.2, 1.3, 1.4, 1.5.</w:t>
+        <w:t xml:space="preserve">Grade 12 ICT (Ethiopian curriculum). Textbook sub-chapter: Unit 1: 1.1, 1.2, 1.3, 1.4, 1.5.
+Structure: 1. Welcome &amp; Introduction to the section • 2. Core concept teaching &amp; examples • 3. Summary &amp; section conclusion.</w:t>
       </w:r>
     </w:p>
     <w:p>
